--- a/Personal_Finance_Agent_Final_Report.docx
+++ b/Personal_Finance_Agent_Final_Report.docx
@@ -138,7 +138,7 @@
         <w:rPr>
           <w:rFonts w:ascii="Aptos" w:hAnsi="Aptos"/>
         </w:rPr>
-        <w:t>These results demonstrate deterministic correctness for the checked-in dataset, but they are not sufficient evidence that the language model is always correct. In particular, they do not measure whether an OpenRouter model consistently chooses the best tools, explains results well, or handles every phrasing of a question. Live Agent evaluation is implemented separately because it requires an API key, uses paid requests, and can vary by chosen model. The live suite measures required-tool coverage for a diagnostic prompt and a protected-savings prompt. I intentionally do not claim a live accuracy number before running it with the final model configuration.</w:t>
+        <w:t>I also ran the expanded opt-in live evaluation on 1 October 2026 using openai/gpt-4.1-mini through OpenRouter. Nine of ten cases met their required-tool coverage, producing 90% coverage in this run. All five diagnostic cases invoked both the monthly overview and transaction-query tools. Four of five protected-savings cases invoked the overview, evidence query, and constrained saving-plan tools; the remaining case skipped the transaction query. The run reported 46,561 tokens in total. This is a trace-coverage result for one model configuration and one run, not a claim of universal factual accuracy or answer quality.</w:t>
       </w:r>
     </w:p>
     <w:p>
